--- a/final_combined_document.docx
+++ b/final_combined_document.docx
@@ -130,12 +130,20 @@
     </w:p>
     <w:p>
       <w:pPr>
+        <w:pStyle w:val="normalText"/>
+      </w:pPr>
+      <w:r>
+        <w:t>Ниже следуют картинки.</w:t>
+      </w:r>
+    </w:p>
+    <w:p>
+      <w:pPr>
         <w:pStyle w:val="image"/>
       </w:pPr>
       <w:r>
         <w:drawing>
           <wp:inline xmlns:a="http://schemas.openxmlformats.org/drawingml/2006/main" xmlns:pic="http://schemas.openxmlformats.org/drawingml/2006/picture">
-            <wp:extent cx="6210000" cy="6727500"/>
+            <wp:extent cx="6210000" cy="7558734"/>
             <wp:docPr id="1" name="Picture 1"/>
             <wp:cNvGraphicFramePr>
               <a:graphicFrameLocks noChangeAspect="1"/>
@@ -144,7 +152,7 @@
               <a:graphicData uri="http://schemas.openxmlformats.org/drawingml/2006/picture">
                 <pic:pic>
                   <pic:nvPicPr>
-                    <pic:cNvPr id="0" name="BongoCat_cugDoJ6Ueu.png"/>
+                    <pic:cNvPr id="0" name="image.png"/>
                     <pic:cNvPicPr/>
                   </pic:nvPicPr>
                   <pic:blipFill>
@@ -156,39 +164,7 @@
                   <pic:spPr>
                     <a:xfrm>
                       <a:off x="0" y="0"/>
-                      <a:ext cx="6210000" cy="6727500"/>
-                    </a:xfrm>
-                    <a:prstGeom prst="rect"/>
-                  </pic:spPr>
-                </pic:pic>
-              </a:graphicData>
-            </a:graphic>
-          </wp:inline>
-        </w:drawing>
-        <w:drawing>
-          <wp:inline xmlns:a="http://schemas.openxmlformats.org/drawingml/2006/main" xmlns:pic="http://schemas.openxmlformats.org/drawingml/2006/picture">
-            <wp:extent cx="6210000" cy="3493125"/>
-            <wp:docPr id="2" name="Picture 2"/>
-            <wp:cNvGraphicFramePr>
-              <a:graphicFrameLocks noChangeAspect="1"/>
-            </wp:cNvGraphicFramePr>
-            <a:graphic>
-              <a:graphicData uri="http://schemas.openxmlformats.org/drawingml/2006/picture">
-                <pic:pic>
-                  <pic:nvPicPr>
-                    <pic:cNvPr id="0" name="Картинка.jpg"/>
-                    <pic:cNvPicPr/>
-                  </pic:nvPicPr>
-                  <pic:blipFill>
-                    <a:blip r:embed="rId10"/>
-                    <a:stretch>
-                      <a:fillRect/>
-                    </a:stretch>
-                  </pic:blipFill>
-                  <pic:spPr>
-                    <a:xfrm>
-                      <a:off x="0" y="0"/>
-                      <a:ext cx="6210000" cy="3493125"/>
+                      <a:ext cx="6210000" cy="7558734"/>
                     </a:xfrm>
                     <a:prstGeom prst="rect"/>
                   </pic:spPr>
@@ -204,15 +180,17 @@
         <w:pStyle w:val="image"/>
       </w:pPr>
       <w:r>
-        <w:t>Картинка 1.</w:t>
+        <w:t>Рис. 1. stet2.</w:t>
       </w:r>
     </w:p>
     <w:p>
       <w:pPr>
-        <w:pStyle w:val="normalText"/>
+        <w:pStyle w:val="error"/>
       </w:pPr>
       <w:r>
-        <w:t>Конец тестового документа.</w:t>
+        <w:t>Здесь должен быть</w:t>
+        <w:br/>
+        <w:t>Рис. 2. BongoCat_cugDoJ6Ueu.</w:t>
       </w:r>
     </w:p>
     <w:p>
@@ -12390,6 +12368,20 @@
       <w:spacing w:before="0" w:after="0"/>
       <w:ind w:left="1247" w:hanging="357"/>
     </w:pPr>
+  </w:style>
+  <w:style w:type="paragraph" w:customStyle="1" w:styleId="error">
+    <w:name w:val="error"/>
+    <w:basedOn w:val="Normal"/>
+    <w:next w:val="Normal"/>
+    <w:pPr>
+      <w:jc w:val="center"/>
+    </w:pPr>
+    <w:rPr>
+      <w:rFonts w:ascii="Times New Roman" w:hAnsi="Times New Roman"/>
+      <w:b/>
+      <w:sz w:val="52"/>
+      <w:highlight w:val="red"/>
+    </w:rPr>
   </w:style>
 </w:styles>
 </file>

--- a/final_combined_document.docx
+++ b/final_combined_document.docx
@@ -188,11 +188,258 @@
         <w:pStyle w:val="error"/>
       </w:pPr>
       <w:r>
-        <w:t>Здесь должен быть</w:t>
+        <w:t>ОШИБКА В РИС. 2: [Errno 2] No such file or directory: 'BongoCat_cugDoJ6Ueu.png'</w:t>
         <w:br/>
-        <w:t>Рис. 2. BongoCat_cugDoJ6Ueu.</w:t>
       </w:r>
     </w:p>
+    <w:tbl>
+      <w:tblPr>
+        <w:tblStyle w:val="TableGrid"/>
+        <w:tblW w:type="auto" w:w="0"/>
+        <w:tblLook w:firstColumn="1" w:firstRow="1" w:lastColumn="0" w:lastRow="0" w:noHBand="0" w:noVBand="1" w:val="04A0"/>
+        <w:tblInd w:w="-567" w:type="dxa"/>
+      </w:tblPr>
+      <w:tblGrid>
+        <w:gridCol w:w="2160"/>
+        <w:gridCol w:w="2160"/>
+        <w:gridCol w:w="2160"/>
+        <w:gridCol w:w="2160"/>
+      </w:tblGrid>
+      <w:tr>
+        <w:tc>
+          <w:tcPr>
+            <w:tcW w:type="dxa" w:w="567"/>
+            <w:vAlign w:val="center"/>
+            <w:shd w:val="clear" w:color="auto" w:fill="E6E6E6"/>
+          </w:tcPr>
+          <w:p>
+            <w:pPr>
+              <w:pStyle w:val="tableHeader"/>
+            </w:pPr>
+            <w:r>
+              <w:t>№</w:t>
+            </w:r>
+          </w:p>
+        </w:tc>
+        <w:tc>
+          <w:tcPr>
+            <w:tcW w:type="dxa" w:w="3969"/>
+            <w:vAlign w:val="center"/>
+            <w:shd w:val="clear" w:color="auto" w:fill="E6E6E6"/>
+          </w:tcPr>
+          <w:p>
+            <w:pPr>
+              <w:pStyle w:val="tableHeader"/>
+            </w:pPr>
+            <w:r>
+              <w:t>Наименование параметра</w:t>
+            </w:r>
+          </w:p>
+        </w:tc>
+        <w:tc>
+          <w:tcPr>
+            <w:tcW w:type="dxa" w:w="2268"/>
+            <w:vAlign w:val="center"/>
+            <w:shd w:val="clear" w:color="auto" w:fill="E6E6E6"/>
+          </w:tcPr>
+          <w:p>
+            <w:pPr>
+              <w:pStyle w:val="tableHeader"/>
+            </w:pPr>
+            <w:r>
+              <w:t>Значение</w:t>
+            </w:r>
+          </w:p>
+        </w:tc>
+        <w:tc>
+          <w:tcPr>
+            <w:tcW w:type="dxa" w:w="3402"/>
+            <w:vAlign w:val="center"/>
+            <w:shd w:val="clear" w:color="auto" w:fill="E6E6E6"/>
+          </w:tcPr>
+          <w:p>
+            <w:pPr>
+              <w:pStyle w:val="tableHeader"/>
+            </w:pPr>
+            <w:r>
+              <w:t>Примечание</w:t>
+            </w:r>
+          </w:p>
+        </w:tc>
+      </w:tr>
+      <w:tr>
+        <w:tc>
+          <w:tcPr>
+            <w:tcW w:type="dxa" w:w="567"/>
+            <w:vAlign w:val="center"/>
+          </w:tcPr>
+          <w:p>
+            <w:pPr>
+              <w:pStyle w:val="tableBody"/>
+              <w:jc w:val="center"/>
+            </w:pPr>
+            <w:r>
+              <w:t>1</w:t>
+            </w:r>
+          </w:p>
+        </w:tc>
+        <w:tc>
+          <w:tcPr>
+            <w:tcW w:type="dxa" w:w="3969"/>
+            <w:vAlign w:val="center"/>
+          </w:tcPr>
+          <w:p>
+            <w:pPr>
+              <w:pStyle w:val="tableBody"/>
+            </w:pPr>
+            <w:r>
+              <w:t>Скорость обработки</w:t>
+            </w:r>
+          </w:p>
+        </w:tc>
+        <w:tc>
+          <w:tcPr>
+            <w:tcW w:type="dxa" w:w="2268"/>
+            <w:vAlign w:val="center"/>
+          </w:tcPr>
+          <w:p>
+            <w:pPr>
+              <w:pStyle w:val="tableBody"/>
+              <w:jc w:val="center"/>
+            </w:pPr>
+            <w:r>
+              <w:t>150 км/ч</w:t>
+            </w:r>
+          </w:p>
+        </w:tc>
+        <w:tc>
+          <w:tcPr>
+            <w:tcW w:type="dxa" w:w="3402"/>
+          </w:tcPr>
+          <w:p/>
+        </w:tc>
+      </w:tr>
+      <w:tr>
+        <w:tc>
+          <w:tcPr>
+            <w:tcW w:type="dxa" w:w="567"/>
+            <w:vAlign w:val="center"/>
+          </w:tcPr>
+          <w:p>
+            <w:pPr>
+              <w:pStyle w:val="tableBody"/>
+              <w:jc w:val="center"/>
+            </w:pPr>
+            <w:r>
+              <w:t>2</w:t>
+            </w:r>
+          </w:p>
+        </w:tc>
+        <w:tc>
+          <w:tcPr>
+            <w:tcW w:type="dxa" w:w="3969"/>
+            <w:vAlign w:val="center"/>
+          </w:tcPr>
+          <w:p>
+            <w:pPr>
+              <w:pStyle w:val="tableBody"/>
+            </w:pPr>
+            <w:r>
+              <w:t>Температура среды</w:t>
+            </w:r>
+          </w:p>
+        </w:tc>
+        <w:tc>
+          <w:tcPr>
+            <w:tcW w:type="dxa" w:w="2268"/>
+            <w:vAlign w:val="center"/>
+          </w:tcPr>
+          <w:p>
+            <w:pPr>
+              <w:pStyle w:val="tableBody"/>
+              <w:jc w:val="center"/>
+            </w:pPr>
+            <w:r>
+              <w:t>+22 °C</w:t>
+            </w:r>
+          </w:p>
+        </w:tc>
+        <w:tc>
+          <w:tcPr>
+            <w:tcW w:type="dxa" w:w="3402"/>
+            <w:vAlign w:val="center"/>
+          </w:tcPr>
+          <w:p>
+            <w:pPr>
+              <w:pStyle w:val="tableBody"/>
+            </w:pPr>
+            <w:r>
+              <w:t>Стабильно</w:t>
+            </w:r>
+          </w:p>
+        </w:tc>
+      </w:tr>
+      <w:tr>
+        <w:tc>
+          <w:tcPr>
+            <w:tcW w:type="dxa" w:w="567"/>
+            <w:vAlign w:val="center"/>
+          </w:tcPr>
+          <w:p>
+            <w:pPr>
+              <w:pStyle w:val="tableBody"/>
+              <w:jc w:val="center"/>
+            </w:pPr>
+            <w:r>
+              <w:t>3</w:t>
+            </w:r>
+          </w:p>
+        </w:tc>
+        <w:tc>
+          <w:tcPr>
+            <w:tcW w:type="dxa" w:w="3969"/>
+            <w:vAlign w:val="center"/>
+          </w:tcPr>
+          <w:p>
+            <w:pPr>
+              <w:pStyle w:val="tableBody"/>
+            </w:pPr>
+            <w:r>
+              <w:t>Давление в системе</w:t>
+            </w:r>
+          </w:p>
+        </w:tc>
+        <w:tc>
+          <w:tcPr>
+            <w:tcW w:type="dxa" w:w="2268"/>
+            <w:vAlign w:val="center"/>
+          </w:tcPr>
+          <w:p>
+            <w:pPr>
+              <w:pStyle w:val="tableBody"/>
+              <w:jc w:val="center"/>
+            </w:pPr>
+            <w:r>
+              <w:t>101 кПа</w:t>
+            </w:r>
+          </w:p>
+        </w:tc>
+        <w:tc>
+          <w:tcPr>
+            <w:tcW w:type="dxa" w:w="3402"/>
+            <w:vAlign w:val="center"/>
+          </w:tcPr>
+          <w:p>
+            <w:pPr>
+              <w:pStyle w:val="tableBody"/>
+            </w:pPr>
+            <w:r>
+              <w:t>Оптимально</w:t>
+            </w:r>
+          </w:p>
+        </w:tc>
+      </w:tr>
+    </w:tbl>
     <w:p>
       <w:pPr>
         <w:pStyle w:val="normalText"/>
@@ -12381,6 +12628,29 @@
       <w:b/>
       <w:sz w:val="52"/>
       <w:highlight w:val="red"/>
+    </w:rPr>
+  </w:style>
+  <w:style w:type="paragraph" w:customStyle="1" w:styleId="tableHeader">
+    <w:name w:val="tableHeader"/>
+    <w:pPr>
+      <w:spacing w:before="0" w:after="0"/>
+      <w:jc w:val="center"/>
+    </w:pPr>
+    <w:rPr>
+      <w:rFonts w:ascii="Times New Roman" w:hAnsi="Times New Roman"/>
+      <w:b/>
+      <w:sz w:val="24"/>
+    </w:rPr>
+  </w:style>
+  <w:style w:type="paragraph" w:customStyle="1" w:styleId="tableBody">
+    <w:name w:val="tableBody"/>
+    <w:pPr>
+      <w:spacing w:before="40" w:after="40"/>
+      <w:jc w:val="left"/>
+    </w:pPr>
+    <w:rPr>
+      <w:rFonts w:ascii="Times New Roman" w:hAnsi="Times New Roman"/>
+      <w:sz w:val="24"/>
     </w:rPr>
   </w:style>
 </w:styles>

--- a/final_combined_document.docx
+++ b/final_combined_document.docx
@@ -192,18 +192,26 @@
         <w:br/>
       </w:r>
     </w:p>
+    <w:p>
+      <w:pPr>
+        <w:pStyle w:val="tableName"/>
+      </w:pPr>
+      <w:r>
+        <w:t>Таб. 1. Табличка.</w:t>
+      </w:r>
+    </w:p>
     <w:tbl>
       <w:tblPr>
         <w:tblStyle w:val="TableGrid"/>
-        <w:tblW w:type="auto" w:w="0"/>
         <w:tblLook w:firstColumn="1" w:firstRow="1" w:lastColumn="0" w:lastRow="0" w:noHBand="0" w:noVBand="1" w:val="04A0"/>
         <w:tblInd w:w="-567" w:type="dxa"/>
+        <w:tblW w:w="10064" w:type="dxa"/>
+        <w:tblLayout w:type="fixed"/>
       </w:tblPr>
       <w:tblGrid>
-        <w:gridCol w:w="2160"/>
-        <w:gridCol w:w="2160"/>
-        <w:gridCol w:w="2160"/>
-        <w:gridCol w:w="2160"/>
+        <w:gridCol w:w="2880"/>
+        <w:gridCol w:w="2880"/>
+        <w:gridCol w:w="2880"/>
       </w:tblGrid>
       <w:tr>
         <w:tc>
@@ -223,7 +231,7 @@
         </w:tc>
         <w:tc>
           <w:tcPr>
-            <w:tcW w:type="dxa" w:w="3969"/>
+            <w:tcW w:type="dxa" w:w="2268"/>
             <w:vAlign w:val="center"/>
             <w:shd w:val="clear" w:color="auto" w:fill="E6E6E6"/>
           </w:tcPr>
@@ -238,7 +246,7 @@
         </w:tc>
         <w:tc>
           <w:tcPr>
-            <w:tcW w:type="dxa" w:w="2268"/>
+            <w:tcW w:type="dxa" w:w="567"/>
             <w:vAlign w:val="center"/>
             <w:shd w:val="clear" w:color="auto" w:fill="E6E6E6"/>
           </w:tcPr>
@@ -248,21 +256,6 @@
             </w:pPr>
             <w:r>
               <w:t>Значение</w:t>
-            </w:r>
-          </w:p>
-        </w:tc>
-        <w:tc>
-          <w:tcPr>
-            <w:tcW w:type="dxa" w:w="3402"/>
-            <w:vAlign w:val="center"/>
-            <w:shd w:val="clear" w:color="auto" w:fill="E6E6E6"/>
-          </w:tcPr>
-          <w:p>
-            <w:pPr>
-              <w:pStyle w:val="tableHeader"/>
-            </w:pPr>
-            <w:r>
-              <w:t>Примечание</w:t>
             </w:r>
           </w:p>
         </w:tc>
@@ -276,24 +269,9 @@
           <w:p>
             <w:pPr>
               <w:pStyle w:val="tableBody"/>
-              <w:jc w:val="center"/>
             </w:pPr>
             <w:r>
               <w:t>1</w:t>
-            </w:r>
-          </w:p>
-        </w:tc>
-        <w:tc>
-          <w:tcPr>
-            <w:tcW w:type="dxa" w:w="3969"/>
-            <w:vAlign w:val="center"/>
-          </w:tcPr>
-          <w:p>
-            <w:pPr>
-              <w:pStyle w:val="tableBody"/>
-            </w:pPr>
-            <w:r>
-              <w:t>Скорость обработки</w:t>
             </w:r>
           </w:p>
         </w:tc>
@@ -305,18 +283,25 @@
           <w:p>
             <w:pPr>
               <w:pStyle w:val="tableBody"/>
-              <w:jc w:val="center"/>
+            </w:pPr>
+            <w:r>
+              <w:t xml:space="preserve">Скорость обработки Скорость обработки Скорость обработки Скорость обработки Скорость обработки Скорость обработки Скорость обработки Скорость обработки Скорость обработки Скорость обработки Скорость обработки </w:t>
+            </w:r>
+          </w:p>
+        </w:tc>
+        <w:tc>
+          <w:tcPr>
+            <w:tcW w:type="dxa" w:w="567"/>
+            <w:vAlign w:val="center"/>
+          </w:tcPr>
+          <w:p>
+            <w:pPr>
+              <w:pStyle w:val="tableBody"/>
             </w:pPr>
             <w:r>
               <w:t>150 км/ч</w:t>
             </w:r>
           </w:p>
-        </w:tc>
-        <w:tc>
-          <w:tcPr>
-            <w:tcW w:type="dxa" w:w="3402"/>
-          </w:tcPr>
-          <w:p/>
         </w:tc>
       </w:tr>
       <w:tr>
@@ -328,7 +313,6 @@
           <w:p>
             <w:pPr>
               <w:pStyle w:val="tableBody"/>
-              <w:jc w:val="center"/>
             </w:pPr>
             <w:r>
               <w:t>2</w:t>
@@ -337,7 +321,7 @@
         </w:tc>
         <w:tc>
           <w:tcPr>
-            <w:tcW w:type="dxa" w:w="3969"/>
+            <w:tcW w:type="dxa" w:w="2268"/>
             <w:vAlign w:val="center"/>
           </w:tcPr>
           <w:p>
@@ -351,22 +335,7 @@
         </w:tc>
         <w:tc>
           <w:tcPr>
-            <w:tcW w:type="dxa" w:w="2268"/>
-            <w:vAlign w:val="center"/>
-          </w:tcPr>
-          <w:p>
-            <w:pPr>
-              <w:pStyle w:val="tableBody"/>
-              <w:jc w:val="center"/>
-            </w:pPr>
-            <w:r>
-              <w:t>+22 °C</w:t>
-            </w:r>
-          </w:p>
-        </w:tc>
-        <w:tc>
-          <w:tcPr>
-            <w:tcW w:type="dxa" w:w="3402"/>
+            <w:tcW w:type="dxa" w:w="567"/>
             <w:vAlign w:val="center"/>
           </w:tcPr>
           <w:p>
@@ -374,7 +343,7 @@
               <w:pStyle w:val="tableBody"/>
             </w:pPr>
             <w:r>
-              <w:t>Стабильно</w:t>
+              <w:t>+22 °C</w:t>
             </w:r>
           </w:p>
         </w:tc>
@@ -388,7 +357,6 @@
           <w:p>
             <w:pPr>
               <w:pStyle w:val="tableBody"/>
-              <w:jc w:val="center"/>
             </w:pPr>
             <w:r>
               <w:t>3</w:t>
@@ -397,7 +365,7 @@
         </w:tc>
         <w:tc>
           <w:tcPr>
-            <w:tcW w:type="dxa" w:w="3969"/>
+            <w:tcW w:type="dxa" w:w="2268"/>
             <w:vAlign w:val="center"/>
           </w:tcPr>
           <w:p>
@@ -411,22 +379,7 @@
         </w:tc>
         <w:tc>
           <w:tcPr>
-            <w:tcW w:type="dxa" w:w="2268"/>
-            <w:vAlign w:val="center"/>
-          </w:tcPr>
-          <w:p>
-            <w:pPr>
-              <w:pStyle w:val="tableBody"/>
-              <w:jc w:val="center"/>
-            </w:pPr>
-            <w:r>
-              <w:t>101 кПа</w:t>
-            </w:r>
-          </w:p>
-        </w:tc>
-        <w:tc>
-          <w:tcPr>
-            <w:tcW w:type="dxa" w:w="3402"/>
+            <w:tcW w:type="dxa" w:w="567"/>
             <w:vAlign w:val="center"/>
           </w:tcPr>
           <w:p>
@@ -434,7 +387,7 @@
               <w:pStyle w:val="tableBody"/>
             </w:pPr>
             <w:r>
-              <w:t>Оптимально</w:t>
+              <w:t>101 кПа</w:t>
             </w:r>
           </w:p>
         </w:tc>
@@ -12651,6 +12604,19 @@
     <w:rPr>
       <w:rFonts w:ascii="Times New Roman" w:hAnsi="Times New Roman"/>
       <w:sz w:val="24"/>
+    </w:rPr>
+  </w:style>
+  <w:style w:type="paragraph" w:customStyle="1" w:styleId="tableName">
+    <w:name w:val="tableName"/>
+    <w:basedOn w:val="Normal"/>
+    <w:next w:val="Normal"/>
+    <w:pPr>
+      <w:spacing w:before="0" w:after="0"/>
+      <w:jc w:val="right"/>
+    </w:pPr>
+    <w:rPr>
+      <w:rFonts w:ascii="Times New Roman" w:hAnsi="Times New Roman"/>
+      <w:sz w:val="28"/>
     </w:rPr>
   </w:style>
 </w:styles>

--- a/final_combined_document.docx
+++ b/final_combined_document.docx
@@ -197,7 +197,7 @@
         <w:pStyle w:val="tableName"/>
       </w:pPr>
       <w:r>
-        <w:t>Таб. 1. Табличка.</w:t>
+        <w:t>Таб. 1. Технические характеристики.</w:t>
       </w:r>
     </w:p>
     <w:tbl>
@@ -231,7 +231,7 @@
         </w:tc>
         <w:tc>
           <w:tcPr>
-            <w:tcW w:type="dxa" w:w="2268"/>
+            <w:tcW w:type="dxa" w:w="6945"/>
             <w:vAlign w:val="center"/>
             <w:shd w:val="clear" w:color="auto" w:fill="E6E6E6"/>
           </w:tcPr>
@@ -240,13 +240,13 @@
               <w:pStyle w:val="tableHeader"/>
             </w:pPr>
             <w:r>
-              <w:t>Наименование параметра</w:t>
+              <w:t>Параметр</w:t>
             </w:r>
           </w:p>
         </w:tc>
         <w:tc>
           <w:tcPr>
-            <w:tcW w:type="dxa" w:w="567"/>
+            <w:tcW w:type="dxa" w:w="2268"/>
             <w:vAlign w:val="center"/>
             <w:shd w:val="clear" w:color="auto" w:fill="E6E6E6"/>
           </w:tcPr>
@@ -277,6 +277,20 @@
         </w:tc>
         <w:tc>
           <w:tcPr>
+            <w:tcW w:type="dxa" w:w="6945"/>
+            <w:vAlign w:val="center"/>
+          </w:tcPr>
+          <w:p>
+            <w:pPr>
+              <w:pStyle w:val="tableBody"/>
+            </w:pPr>
+            <w:r>
+              <w:t>Длина кабеля</w:t>
+            </w:r>
+          </w:p>
+        </w:tc>
+        <w:tc>
+          <w:tcPr>
             <w:tcW w:type="dxa" w:w="2268"/>
             <w:vAlign w:val="center"/>
           </w:tcPr>
@@ -285,21 +299,7 @@
               <w:pStyle w:val="tableBody"/>
             </w:pPr>
             <w:r>
-              <w:t xml:space="preserve">Скорость обработки Скорость обработки Скорость обработки Скорость обработки Скорость обработки Скорость обработки Скорость обработки Скорость обработки Скорость обработки Скорость обработки Скорость обработки </w:t>
-            </w:r>
-          </w:p>
-        </w:tc>
-        <w:tc>
-          <w:tcPr>
-            <w:tcW w:type="dxa" w:w="567"/>
-            <w:vAlign w:val="center"/>
-          </w:tcPr>
-          <w:p>
-            <w:pPr>
-              <w:pStyle w:val="tableBody"/>
-            </w:pPr>
-            <w:r>
-              <w:t>150 км/ч</w:t>
+              <w:t>50 м</w:t>
             </w:r>
           </w:p>
         </w:tc>
@@ -321,6 +321,20 @@
         </w:tc>
         <w:tc>
           <w:tcPr>
+            <w:tcW w:type="dxa" w:w="6945"/>
+            <w:vAlign w:val="center"/>
+          </w:tcPr>
+          <w:p>
+            <w:pPr>
+              <w:pStyle w:val="tableBody"/>
+            </w:pPr>
+            <w:r>
+              <w:t>Сопротивление</w:t>
+            </w:r>
+          </w:p>
+        </w:tc>
+        <w:tc>
+          <w:tcPr>
             <w:tcW w:type="dxa" w:w="2268"/>
             <w:vAlign w:val="center"/>
           </w:tcPr>
@@ -329,21 +343,76 @@
               <w:pStyle w:val="tableBody"/>
             </w:pPr>
             <w:r>
-              <w:t>Температура среды</w:t>
+              <w:t>0.5 Ом</w:t>
+            </w:r>
+          </w:p>
+        </w:tc>
+      </w:tr>
+    </w:tbl>
+    <w:p>
+      <w:pPr>
+        <w:pStyle w:val="tableName"/>
+      </w:pPr>
+      <w:r>
+        <w:t>Таб. 2. Технические характеристики.</w:t>
+      </w:r>
+    </w:p>
+    <w:tbl>
+      <w:tblPr>
+        <w:tblStyle w:val="TableGrid"/>
+        <w:tblLook w:firstColumn="1" w:firstRow="1" w:lastColumn="0" w:lastRow="0" w:noHBand="0" w:noVBand="1" w:val="04A0"/>
+        <w:tblInd w:w="-567" w:type="dxa"/>
+        <w:tblW w:w="10064" w:type="dxa"/>
+        <w:tblLayout w:type="fixed"/>
+      </w:tblPr>
+      <w:tblGrid>
+        <w:gridCol w:w="2880"/>
+        <w:gridCol w:w="2880"/>
+        <w:gridCol w:w="2880"/>
+      </w:tblGrid>
+      <w:tr>
+        <w:tc>
+          <w:tcPr>
+            <w:tcW w:type="dxa" w:w="567"/>
+            <w:vAlign w:val="center"/>
+            <w:shd w:val="clear" w:color="auto" w:fill="E6E6E6"/>
+          </w:tcPr>
+          <w:p>
+            <w:pPr>
+              <w:pStyle w:val="tableHeader"/>
+            </w:pPr>
+            <w:r>
+              <w:t>№</w:t>
             </w:r>
           </w:p>
         </w:tc>
         <w:tc>
           <w:tcPr>
-            <w:tcW w:type="dxa" w:w="567"/>
+            <w:tcW w:type="dxa" w:w="6945"/>
             <w:vAlign w:val="center"/>
+            <w:shd w:val="clear" w:color="auto" w:fill="E6E6E6"/>
           </w:tcPr>
           <w:p>
             <w:pPr>
-              <w:pStyle w:val="tableBody"/>
+              <w:pStyle w:val="tableHeader"/>
             </w:pPr>
             <w:r>
-              <w:t>+22 °C</w:t>
+              <w:t>Параметр</w:t>
+            </w:r>
+          </w:p>
+        </w:tc>
+        <w:tc>
+          <w:tcPr>
+            <w:tcW w:type="dxa" w:w="2268"/>
+            <w:vAlign w:val="center"/>
+            <w:shd w:val="clear" w:color="auto" w:fill="E6E6E6"/>
+          </w:tcPr>
+          <w:p>
+            <w:pPr>
+              <w:pStyle w:val="tableHeader"/>
+            </w:pPr>
+            <w:r>
+              <w:t>Значение</w:t>
             </w:r>
           </w:p>
         </w:tc>
@@ -359,7 +428,21 @@
               <w:pStyle w:val="tableBody"/>
             </w:pPr>
             <w:r>
-              <w:t>3</w:t>
+              <w:t>1</w:t>
+            </w:r>
+          </w:p>
+        </w:tc>
+        <w:tc>
+          <w:tcPr>
+            <w:tcW w:type="dxa" w:w="6945"/>
+            <w:vAlign w:val="center"/>
+          </w:tcPr>
+          <w:p>
+            <w:pPr>
+              <w:pStyle w:val="tableBody"/>
+            </w:pPr>
+            <w:r>
+              <w:t>Длина кабеля</w:t>
             </w:r>
           </w:p>
         </w:tc>
@@ -373,10 +456,12 @@
               <w:pStyle w:val="tableBody"/>
             </w:pPr>
             <w:r>
-              <w:t>Давление в системе</w:t>
+              <w:t>50 м</w:t>
             </w:r>
           </w:p>
         </w:tc>
+      </w:tr>
+      <w:tr>
         <w:tc>
           <w:tcPr>
             <w:tcW w:type="dxa" w:w="567"/>
@@ -387,7 +472,35 @@
               <w:pStyle w:val="tableBody"/>
             </w:pPr>
             <w:r>
-              <w:t>101 кПа</w:t>
+              <w:t>2</w:t>
+            </w:r>
+          </w:p>
+        </w:tc>
+        <w:tc>
+          <w:tcPr>
+            <w:tcW w:type="dxa" w:w="6945"/>
+            <w:vAlign w:val="center"/>
+          </w:tcPr>
+          <w:p>
+            <w:pPr>
+              <w:pStyle w:val="tableBody"/>
+            </w:pPr>
+            <w:r>
+              <w:t>Сопротивление</w:t>
+            </w:r>
+          </w:p>
+        </w:tc>
+        <w:tc>
+          <w:tcPr>
+            <w:tcW w:type="dxa" w:w="2268"/>
+            <w:vAlign w:val="center"/>
+          </w:tcPr>
+          <w:p>
+            <w:pPr>
+              <w:pStyle w:val="tableBody"/>
+            </w:pPr>
+            <w:r>
+              <w:t>0.5 Ом</w:t>
             </w:r>
           </w:p>
         </w:tc>

--- a/final_combined_document.docx
+++ b/final_combined_document.docx
@@ -130,6 +130,16 @@
     </w:p>
     <w:p>
       <w:pPr>
+        <w:pStyle w:val="code"/>
+      </w:pPr>
+      <w:r>
+        <w:t>doc.add_paragraph("1. большой элемент списка 1", style='listBig')</w:t>
+        <w:br/>
+        <w:t>doc.add_paragraph("3. большой элемент списка 3", style='listBig')</w:t>
+      </w:r>
+    </w:p>
+    <w:p>
+      <w:pPr>
         <w:pStyle w:val="normalText"/>
       </w:pPr>
       <w:r>
@@ -231,7 +241,7 @@
         </w:tc>
         <w:tc>
           <w:tcPr>
-            <w:tcW w:type="dxa" w:w="6945"/>
+            <w:tcW w:type="dxa" w:w="2268"/>
             <w:vAlign w:val="center"/>
             <w:shd w:val="clear" w:color="auto" w:fill="E6E6E6"/>
           </w:tcPr>
@@ -246,7 +256,7 @@
         </w:tc>
         <w:tc>
           <w:tcPr>
-            <w:tcW w:type="dxa" w:w="2268"/>
+            <w:tcW w:type="dxa" w:w="567"/>
             <w:vAlign w:val="center"/>
             <w:shd w:val="clear" w:color="auto" w:fill="E6E6E6"/>
           </w:tcPr>
@@ -254,9 +264,7 @@
             <w:pPr>
               <w:pStyle w:val="tableHeader"/>
             </w:pPr>
-            <w:r>
-              <w:t>Значение</w:t>
-            </w:r>
+            <w:r/>
           </w:p>
         </w:tc>
       </w:tr>
@@ -277,7 +285,7 @@
         </w:tc>
         <w:tc>
           <w:tcPr>
-            <w:tcW w:type="dxa" w:w="6945"/>
+            <w:tcW w:type="dxa" w:w="2268"/>
             <w:vAlign w:val="center"/>
           </w:tcPr>
           <w:p>
@@ -291,7 +299,7 @@
         </w:tc>
         <w:tc>
           <w:tcPr>
-            <w:tcW w:type="dxa" w:w="2268"/>
+            <w:tcW w:type="dxa" w:w="567"/>
             <w:vAlign w:val="center"/>
           </w:tcPr>
           <w:p>
@@ -321,7 +329,7 @@
         </w:tc>
         <w:tc>
           <w:tcPr>
-            <w:tcW w:type="dxa" w:w="6945"/>
+            <w:tcW w:type="dxa" w:w="2268"/>
             <w:vAlign w:val="center"/>
           </w:tcPr>
           <w:p>
@@ -335,7 +343,7 @@
         </w:tc>
         <w:tc>
           <w:tcPr>
-            <w:tcW w:type="dxa" w:w="2268"/>
+            <w:tcW w:type="dxa" w:w="567"/>
             <w:vAlign w:val="center"/>
           </w:tcPr>
           <w:p>
@@ -388,7 +396,7 @@
         </w:tc>
         <w:tc>
           <w:tcPr>
-            <w:tcW w:type="dxa" w:w="6945"/>
+            <w:tcW w:type="dxa" w:w="2268"/>
             <w:vAlign w:val="center"/>
             <w:shd w:val="clear" w:color="auto" w:fill="E6E6E6"/>
           </w:tcPr>
@@ -403,7 +411,7 @@
         </w:tc>
         <w:tc>
           <w:tcPr>
-            <w:tcW w:type="dxa" w:w="2268"/>
+            <w:tcW w:type="dxa" w:w="567"/>
             <w:vAlign w:val="center"/>
             <w:shd w:val="clear" w:color="auto" w:fill="E6E6E6"/>
           </w:tcPr>
@@ -411,9 +419,7 @@
             <w:pPr>
               <w:pStyle w:val="tableHeader"/>
             </w:pPr>
-            <w:r>
-              <w:t>Значение</w:t>
-            </w:r>
+            <w:r/>
           </w:p>
         </w:tc>
       </w:tr>
@@ -434,7 +440,7 @@
         </w:tc>
         <w:tc>
           <w:tcPr>
-            <w:tcW w:type="dxa" w:w="6945"/>
+            <w:tcW w:type="dxa" w:w="2268"/>
             <w:vAlign w:val="center"/>
           </w:tcPr>
           <w:p>
@@ -448,7 +454,7 @@
         </w:tc>
         <w:tc>
           <w:tcPr>
-            <w:tcW w:type="dxa" w:w="2268"/>
+            <w:tcW w:type="dxa" w:w="567"/>
             <w:vAlign w:val="center"/>
           </w:tcPr>
           <w:p>
@@ -478,7 +484,7 @@
         </w:tc>
         <w:tc>
           <w:tcPr>
-            <w:tcW w:type="dxa" w:w="6945"/>
+            <w:tcW w:type="dxa" w:w="2268"/>
             <w:vAlign w:val="center"/>
           </w:tcPr>
           <w:p>
@@ -492,7 +498,7 @@
         </w:tc>
         <w:tc>
           <w:tcPr>
-            <w:tcW w:type="dxa" w:w="2268"/>
+            <w:tcW w:type="dxa" w:w="567"/>
             <w:vAlign w:val="center"/>
           </w:tcPr>
           <w:p>
@@ -12682,6 +12688,42 @@
       <w:ind w:left="1247" w:hanging="357"/>
     </w:pPr>
   </w:style>
+  <w:style w:type="paragraph" w:customStyle="1" w:styleId="tableName">
+    <w:name w:val="tableName"/>
+    <w:basedOn w:val="Normal"/>
+    <w:next w:val="Normal"/>
+    <w:pPr>
+      <w:spacing w:before="0" w:after="0"/>
+      <w:jc w:val="right"/>
+    </w:pPr>
+    <w:rPr>
+      <w:rFonts w:ascii="Times New Roman" w:hAnsi="Times New Roman"/>
+      <w:sz w:val="28"/>
+    </w:rPr>
+  </w:style>
+  <w:style w:type="paragraph" w:customStyle="1" w:styleId="tableHeader">
+    <w:name w:val="tableHeader"/>
+    <w:pPr>
+      <w:spacing w:before="0" w:after="0"/>
+      <w:jc w:val="center"/>
+    </w:pPr>
+    <w:rPr>
+      <w:rFonts w:ascii="Times New Roman" w:hAnsi="Times New Roman"/>
+      <w:b/>
+      <w:sz w:val="24"/>
+    </w:rPr>
+  </w:style>
+  <w:style w:type="paragraph" w:customStyle="1" w:styleId="tableBody">
+    <w:name w:val="tableBody"/>
+    <w:pPr>
+      <w:spacing w:before="40" w:after="40"/>
+      <w:jc w:val="left"/>
+    </w:pPr>
+    <w:rPr>
+      <w:rFonts w:ascii="Times New Roman" w:hAnsi="Times New Roman"/>
+      <w:sz w:val="24"/>
+    </w:rPr>
+  </w:style>
   <w:style w:type="paragraph" w:customStyle="1" w:styleId="error">
     <w:name w:val="error"/>
     <w:basedOn w:val="Normal"/>
@@ -12694,42 +12736,6 @@
       <w:b/>
       <w:sz w:val="52"/>
       <w:highlight w:val="red"/>
-    </w:rPr>
-  </w:style>
-  <w:style w:type="paragraph" w:customStyle="1" w:styleId="tableHeader">
-    <w:name w:val="tableHeader"/>
-    <w:pPr>
-      <w:spacing w:before="0" w:after="0"/>
-      <w:jc w:val="center"/>
-    </w:pPr>
-    <w:rPr>
-      <w:rFonts w:ascii="Times New Roman" w:hAnsi="Times New Roman"/>
-      <w:b/>
-      <w:sz w:val="24"/>
-    </w:rPr>
-  </w:style>
-  <w:style w:type="paragraph" w:customStyle="1" w:styleId="tableBody">
-    <w:name w:val="tableBody"/>
-    <w:pPr>
-      <w:spacing w:before="40" w:after="40"/>
-      <w:jc w:val="left"/>
-    </w:pPr>
-    <w:rPr>
-      <w:rFonts w:ascii="Times New Roman" w:hAnsi="Times New Roman"/>
-      <w:sz w:val="24"/>
-    </w:rPr>
-  </w:style>
-  <w:style w:type="paragraph" w:customStyle="1" w:styleId="tableName">
-    <w:name w:val="tableName"/>
-    <w:basedOn w:val="Normal"/>
-    <w:next w:val="Normal"/>
-    <w:pPr>
-      <w:spacing w:before="0" w:after="0"/>
-      <w:jc w:val="right"/>
-    </w:pPr>
-    <w:rPr>
-      <w:rFonts w:ascii="Times New Roman" w:hAnsi="Times New Roman"/>
-      <w:sz w:val="28"/>
     </w:rPr>
   </w:style>
 </w:styles>
